--- a/internal_doc/03.开发设计/Story-外部连接数限制.docx
+++ b/internal_doc/03.开发设计/Story-外部连接数限制.docx
@@ -81,87 +81,6 @@
     <w:p>
       <w:pPr>
         <w:ind w:firstLine="420"/>
-        <w:rPr>
-          <w:rStyle w:val="apple-converted-space"/>
-          <w:rFonts w:ascii="Arial" w:hAnsi="Arial" w:cs="Arial" w:hint="eastAsia"/>
-          <w:color w:val="333333"/>
-          <w:sz w:val="18"/>
-          <w:szCs w:val="18"/>
-          <w:shd w:val="clear" w:color="auto" w:fill="FFFFFF"/>
-        </w:rPr>
-      </w:pPr>
-      <w:r>
-        <w:rPr>
-          <w:shd w:val="clear" w:color="auto" w:fill="FFFFFF"/>
-        </w:rPr>
-        <w:t>在目前的系统中，没有对外部的连接进行任何的限制，完全由资源来决定。</w:t>
-      </w:r>
-      <w:r>
-        <w:rPr>
-          <w:shd w:val="clear" w:color="auto" w:fill="FFFFFF"/>
-        </w:rPr>
-        <w:t xml:space="preserve"> </w:t>
-      </w:r>
-      <w:r>
-        <w:rPr>
-          <w:shd w:val="clear" w:color="auto" w:fill="FFFFFF"/>
-        </w:rPr>
-        <w:t>这样有可能会引发不明确的错误。</w:t>
-      </w:r>
-    </w:p>
-    <w:p>
-      <w:pPr>
-        <w:ind w:firstLine="420"/>
-        <w:rPr>
-          <w:rStyle w:val="apple-converted-space"/>
-          <w:rFonts w:hint="eastAsia"/>
-          <w:sz w:val="44"/>
-          <w:szCs w:val="44"/>
-        </w:rPr>
-      </w:pPr>
-      <w:r>
-        <w:rPr>
-          <w:shd w:val="clear" w:color="auto" w:fill="FFFFFF"/>
-        </w:rPr>
-        <w:t>根据用户需求以及同类产品相关的功能，引擎需要提供对外部连接进行最大限制的功能，例如，配置</w:t>
-      </w:r>
-      <w:r>
-        <w:rPr>
-          <w:shd w:val="clear" w:color="auto" w:fill="FFFFFF"/>
-        </w:rPr>
-        <w:t xml:space="preserve"> maxconn=2000</w:t>
-      </w:r>
-      <w:r>
-        <w:rPr>
-          <w:shd w:val="clear" w:color="auto" w:fill="FFFFFF"/>
-        </w:rPr>
-        <w:t>，即限制外部最大连接数为</w:t>
-      </w:r>
-      <w:r>
-        <w:rPr>
-          <w:shd w:val="clear" w:color="auto" w:fill="FFFFFF"/>
-        </w:rPr>
-        <w:t>2000</w:t>
-      </w:r>
-      <w:r>
-        <w:rPr>
-          <w:shd w:val="clear" w:color="auto" w:fill="FFFFFF"/>
-        </w:rPr>
-        <w:t>，当达到上限时报相应错误，当该值为</w:t>
-      </w:r>
-      <w:r>
-        <w:rPr>
-          <w:shd w:val="clear" w:color="auto" w:fill="FFFFFF"/>
-        </w:rPr>
-        <w:t>0</w:t>
-      </w:r>
-      <w:r>
-        <w:rPr>
-          <w:shd w:val="clear" w:color="auto" w:fill="FFFFFF"/>
-        </w:rPr>
-        <w:t>时，表示不限制，和现有处理方式相同。</w:t>
-      </w:r>
-      <w:r>
         <w:rPr>
           <w:rStyle w:val="apple-converted-space"/>
           <w:rFonts w:ascii="Arial" w:hAnsi="Arial" w:cs="Arial"/>
@@ -170,6 +89,86 @@
           <w:szCs w:val="18"/>
           <w:shd w:val="clear" w:color="auto" w:fill="FFFFFF"/>
         </w:rPr>
+      </w:pPr>
+      <w:r>
+        <w:rPr>
+          <w:shd w:val="clear" w:color="auto" w:fill="FFFFFF"/>
+        </w:rPr>
+        <w:t>在目前的系统中，没有对外部的连接进行任何的限制，完全由资源来决定。</w:t>
+      </w:r>
+      <w:r>
+        <w:rPr>
+          <w:shd w:val="clear" w:color="auto" w:fill="FFFFFF"/>
+        </w:rPr>
+        <w:t xml:space="preserve"> </w:t>
+      </w:r>
+      <w:r>
+        <w:rPr>
+          <w:shd w:val="clear" w:color="auto" w:fill="FFFFFF"/>
+        </w:rPr>
+        <w:t>这样有可能会引发不明确的错误。</w:t>
+      </w:r>
+    </w:p>
+    <w:p>
+      <w:pPr>
+        <w:ind w:firstLine="420"/>
+        <w:rPr>
+          <w:rStyle w:val="apple-converted-space"/>
+          <w:sz w:val="44"/>
+          <w:szCs w:val="44"/>
+        </w:rPr>
+      </w:pPr>
+      <w:r>
+        <w:rPr>
+          <w:shd w:val="clear" w:color="auto" w:fill="FFFFFF"/>
+        </w:rPr>
+        <w:t>根据用户需求以及同类产品相关的功能，引擎需要提供对外部连接进行最大限制的功能，例如，配置</w:t>
+      </w:r>
+      <w:r>
+        <w:rPr>
+          <w:shd w:val="clear" w:color="auto" w:fill="FFFFFF"/>
+        </w:rPr>
+        <w:t xml:space="preserve"> maxconn=2000</w:t>
+      </w:r>
+      <w:r>
+        <w:rPr>
+          <w:shd w:val="clear" w:color="auto" w:fill="FFFFFF"/>
+        </w:rPr>
+        <w:t>，即限制外部最大连接数为</w:t>
+      </w:r>
+      <w:r>
+        <w:rPr>
+          <w:shd w:val="clear" w:color="auto" w:fill="FFFFFF"/>
+        </w:rPr>
+        <w:t>2000</w:t>
+      </w:r>
+      <w:r>
+        <w:rPr>
+          <w:shd w:val="clear" w:color="auto" w:fill="FFFFFF"/>
+        </w:rPr>
+        <w:t>，当达到上限时报相应错误，当该值为</w:t>
+      </w:r>
+      <w:r>
+        <w:rPr>
+          <w:shd w:val="clear" w:color="auto" w:fill="FFFFFF"/>
+        </w:rPr>
+        <w:t>0</w:t>
+      </w:r>
+      <w:r>
+        <w:rPr>
+          <w:shd w:val="clear" w:color="auto" w:fill="FFFFFF"/>
+        </w:rPr>
+        <w:t>时，表示不限制，和现有处理方式相同。</w:t>
+      </w:r>
+      <w:r>
+        <w:rPr>
+          <w:rStyle w:val="apple-converted-space"/>
+          <w:rFonts w:ascii="Arial" w:hAnsi="Arial" w:cs="Arial"/>
+          <w:color w:val="333333"/>
+          <w:sz w:val="18"/>
+          <w:szCs w:val="18"/>
+          <w:shd w:val="clear" w:color="auto" w:fill="FFFFFF"/>
+        </w:rPr>
         <w:t> </w:t>
       </w:r>
     </w:p>
@@ -180,9 +179,6 @@
           <w:ilvl w:val="0"/>
           <w:numId w:val="8"/>
         </w:numPr>
-        <w:rPr>
-          <w:rFonts w:hint="eastAsia"/>
-        </w:rPr>
       </w:pPr>
       <w:r>
         <w:rPr>
@@ -205,9 +201,6 @@
           <w:numId w:val="35"/>
         </w:numPr>
         <w:ind w:firstLineChars="0"/>
-        <w:rPr>
-          <w:rFonts w:hint="eastAsia"/>
-        </w:rPr>
       </w:pPr>
       <w:r>
         <w:rPr>
@@ -287,9 +280,6 @@
           <w:ilvl w:val="0"/>
           <w:numId w:val="8"/>
         </w:numPr>
-        <w:rPr>
-          <w:rFonts w:hint="eastAsia"/>
-        </w:rPr>
       </w:pPr>
       <w:r>
         <w:rPr>
@@ -307,31 +297,25 @@
     <w:p>
       <w:pPr>
         <w:rPr>
+          <w:b/>
+        </w:rPr>
+      </w:pPr>
+      <w:r>
+        <w:rPr>
           <w:rFonts w:hint="eastAsia"/>
           <w:b/>
         </w:rPr>
-      </w:pPr>
+        <w:t>tcp</w:t>
+      </w:r>
       <w:r>
         <w:rPr>
           <w:rFonts w:hint="eastAsia"/>
           <w:b/>
         </w:rPr>
-        <w:t>tcp</w:t>
-      </w:r>
-      <w:r>
-        <w:rPr>
-          <w:rFonts w:hint="eastAsia"/>
-          <w:b/>
-        </w:rPr>
         <w:t>最大链接数限制</w:t>
       </w:r>
     </w:p>
     <w:p>
-      <w:pPr>
-        <w:rPr>
-          <w:rFonts w:hint="eastAsia"/>
-        </w:rPr>
-      </w:pPr>
       <w:r>
         <w:object w:dxaOrig="11966" w:dyaOrig="6162">
           <v:shapetype id="_x0000_t75" coordsize="21600,21600" o:spt="75" o:preferrelative="t" path="m@4@5l@4@11@9@11@9@5xe" filled="f" stroked="f">
@@ -356,16 +340,11 @@
           <v:shape id="_x0000_i1025" type="#_x0000_t75" style="width:414.45pt;height:213.5pt" o:ole="">
             <v:imagedata r:id="rId8" o:title=""/>
           </v:shape>
-          <o:OLEObject Type="Embed" ProgID="Visio.Drawing.11" ShapeID="_x0000_i1025" DrawAspect="Content" ObjectID="_1577684670" r:id="rId9"/>
+          <o:OLEObject Type="Embed" ProgID="Visio.Drawing.11" ShapeID="_x0000_i1025" DrawAspect="Content" ObjectID="_1577692475" r:id="rId9"/>
         </w:object>
       </w:r>
     </w:p>
     <w:p>
-      <w:pPr>
-        <w:rPr>
-          <w:rFonts w:hint="eastAsia"/>
-        </w:rPr>
-      </w:pPr>
       <w:r>
         <w:rPr>
           <w:rFonts w:hint="eastAsia"/>
@@ -375,11 +354,6 @@
       </w:r>
     </w:p>
     <w:p>
-      <w:pPr>
-        <w:rPr>
-          <w:rFonts w:hint="eastAsia"/>
-        </w:rPr>
-      </w:pPr>
       <w:r>
         <w:rPr>
           <w:rFonts w:hint="eastAsia"/>
@@ -388,11 +362,6 @@
       </w:r>
     </w:p>
     <w:p>
-      <w:pPr>
-        <w:rPr>
-          <w:rFonts w:hint="eastAsia"/>
-        </w:rPr>
-      </w:pPr>
       <w:r>
         <w:t>Res</w:t>
       </w:r>
@@ -404,16 +373,54 @@
       </w:r>
     </w:p>
     <w:p>
-      <w:pPr>
+      <w:r>
         <w:rPr>
           <w:rFonts w:hint="eastAsia"/>
         </w:rPr>
-      </w:pPr>
+        <w:t>FapListener</w:t>
+      </w:r>
+    </w:p>
+    <w:p/>
+    <w:p>
       <w:r>
         <w:rPr>
           <w:rFonts w:hint="eastAsia"/>
         </w:rPr>
-        <w:t>FapListener</w:t>
+        <w:t>处理方法和</w:t>
+      </w:r>
+      <w:r>
+        <w:rPr>
+          <w:rFonts w:hint="eastAsia"/>
+        </w:rPr>
+        <w:t>tcpListener</w:t>
+      </w:r>
+      <w:r>
+        <w:rPr>
+          <w:rFonts w:hint="eastAsia"/>
+        </w:rPr>
+        <w:t>线程处理一致</w:t>
+      </w:r>
+    </w:p>
+    <w:p/>
+    <w:p>
+      <w:pPr>
+        <w:rPr>
+          <w:b/>
+        </w:rPr>
+      </w:pPr>
+      <w:r>
+        <w:rPr>
+          <w:rFonts w:hint="eastAsia"/>
+          <w:b/>
+        </w:rPr>
+        <w:t>启动参数</w:t>
+      </w:r>
+      <w:r>
+        <w:rPr>
+          <w:rFonts w:hint="eastAsia"/>
+          <w:b/>
+        </w:rPr>
+        <w:t>maxconn</w:t>
       </w:r>
     </w:p>
     <w:p>
@@ -422,102 +429,91 @@
           <w:rFonts w:hint="eastAsia"/>
         </w:rPr>
       </w:pPr>
+      <w:r>
+        <w:rPr>
+          <w:rFonts w:hint="eastAsia"/>
+        </w:rPr>
+        <w:t>maxconn</w:t>
+      </w:r>
+      <w:r>
+        <w:rPr>
+          <w:rFonts w:hint="eastAsia"/>
+        </w:rPr>
+        <w:t>设置采用动态配置生效的方法。即在配置项里面增加</w:t>
+      </w:r>
+      <w:r>
+        <w:rPr>
+          <w:rFonts w:hint="eastAsia"/>
+        </w:rPr>
+        <w:t>maxconn</w:t>
+      </w:r>
+      <w:r>
+        <w:rPr>
+          <w:rFonts w:hint="eastAsia"/>
+        </w:rPr>
+        <w:t>项，默认值是</w:t>
+      </w:r>
+      <w:r>
+        <w:rPr>
+          <w:rFonts w:hint="eastAsia"/>
+        </w:rPr>
+        <w:t>0</w:t>
+      </w:r>
+      <w:r>
+        <w:rPr>
+          <w:rFonts w:hint="eastAsia"/>
+        </w:rPr>
+        <w:t>，即不对连接数产生限制。</w:t>
+      </w:r>
     </w:p>
     <w:p>
-      <w:pPr>
+      <w:r>
         <w:rPr>
           <w:rFonts w:hint="eastAsia"/>
         </w:rPr>
-      </w:pPr>
+        <w:t>maxconn</w:t>
+      </w:r>
       <w:r>
         <w:rPr>
           <w:rFonts w:hint="eastAsia"/>
         </w:rPr>
-        <w:t>处理方法和</w:t>
+        <w:t>是对所有接入的限制，包括</w:t>
       </w:r>
       <w:r>
         <w:rPr>
           <w:rFonts w:hint="eastAsia"/>
         </w:rPr>
-        <w:t>tcpListener</w:t>
+        <w:t>fap,tcp,rest</w:t>
       </w:r>
       <w:r>
         <w:rPr>
           <w:rFonts w:hint="eastAsia"/>
         </w:rPr>
-        <w:t>线程处理一致</w:t>
-      </w:r>
-    </w:p>
-    <w:p>
-      <w:pPr>
+        <w:t>接入，为防止一种接入太多，而影响其他种接入失败，对</w:t>
+      </w:r>
+      <w:r>
         <w:rPr>
           <w:rFonts w:hint="eastAsia"/>
         </w:rPr>
-      </w:pPr>
-    </w:p>
-    <w:p>
-      <w:pPr>
+        <w:t>fap,tcp,rest</w:t>
+      </w:r>
+      <w:r>
         <w:rPr>
           <w:rFonts w:hint="eastAsia"/>
-          <w:b/>
-        </w:rPr>
-      </w:pPr>
+        </w:rPr>
+        <w:t>都预留至少</w:t>
+      </w:r>
       <w:r>
         <w:rPr>
           <w:rFonts w:hint="eastAsia"/>
-          <w:b/>
-        </w:rPr>
-        <w:t>启动参数</w:t>
+        </w:rPr>
+        <w:t>1</w:t>
       </w:r>
       <w:r>
         <w:rPr>
           <w:rFonts w:hint="eastAsia"/>
-          <w:b/>
-        </w:rPr>
-        <w:t>maxconn</w:t>
-      </w:r>
-    </w:p>
-    <w:p>
-      <w:pPr>
-        <w:rPr>
-          <w:rFonts w:hint="eastAsia"/>
-        </w:rPr>
-      </w:pPr>
-      <w:r>
-        <w:rPr>
-          <w:rFonts w:hint="eastAsia"/>
-        </w:rPr>
-        <w:t>maxconn</w:t>
-      </w:r>
-      <w:r>
-        <w:rPr>
-          <w:rFonts w:hint="eastAsia"/>
-        </w:rPr>
-        <w:t>设置采用动态配置生效的方法。即在配置项里面增加</w:t>
-      </w:r>
-      <w:r>
-        <w:rPr>
-          <w:rFonts w:hint="eastAsia"/>
-        </w:rPr>
-        <w:t>maxconn</w:t>
-      </w:r>
-      <w:r>
-        <w:rPr>
-          <w:rFonts w:hint="eastAsia"/>
-        </w:rPr>
-        <w:t>项，默认值是</w:t>
-      </w:r>
-      <w:r>
-        <w:rPr>
-          <w:rFonts w:hint="eastAsia"/>
-        </w:rPr>
-        <w:t>0</w:t>
-      </w:r>
-      <w:r>
-        <w:rPr>
-          <w:rFonts w:hint="eastAsia"/>
-        </w:rPr>
-        <w:t>，即不对连接数产生限制。</w:t>
+        </w:rPr>
+        <w:t>个接入通道。</w:t>
       </w:r>
     </w:p>
     <w:p>

--- a/internal_doc/03.开发设计/Story-外部连接数限制.docx
+++ b/internal_doc/03.开发设计/Story-外部连接数限制.docx
@@ -317,7 +317,7 @@
     </w:p>
     <w:p>
       <w:r>
-        <w:object w:dxaOrig="11966" w:dyaOrig="6162">
+        <w:object w:dxaOrig="10051" w:dyaOrig="6210">
           <v:shapetype id="_x0000_t75" coordsize="21600,21600" o:spt="75" o:preferrelative="t" path="m@4@5l@4@11@9@11@9@5xe" filled="f" stroked="f">
             <v:stroke joinstyle="miter"/>
             <v:formulas>
@@ -337,10 +337,10 @@
             <v:path o:extrusionok="f" gradientshapeok="t" o:connecttype="rect"/>
             <o:lock v:ext="edit" aspectratio="t"/>
           </v:shapetype>
-          <v:shape id="_x0000_i1025" type="#_x0000_t75" style="width:414.45pt;height:213.5pt" o:ole="">
+          <v:shape id="_x0000_i1025" type="#_x0000_t75" style="width:348.35pt;height:215.15pt" o:ole="">
             <v:imagedata r:id="rId8" o:title=""/>
           </v:shape>
-          <o:OLEObject Type="Embed" ProgID="Visio.Drawing.11" ShapeID="_x0000_i1025" DrawAspect="Content" ObjectID="_1577692475" r:id="rId9"/>
+          <o:OLEObject Type="Embed" ProgID="Visio.Drawing.11" ShapeID="_x0000_i1025" DrawAspect="Content" ObjectID="_1577794025" r:id="rId9"/>
         </w:object>
       </w:r>
     </w:p>
@@ -350,7 +350,19 @@
           <w:rFonts w:hint="eastAsia"/>
         </w:rPr>
         <w:lastRenderedPageBreak/>
-        <w:t>对外设计三个监听线程：</w:t>
+        <w:t>对外</w:t>
+      </w:r>
+      <w:r>
+        <w:rPr>
+          <w:rFonts w:hint="eastAsia"/>
+        </w:rPr>
+        <w:t>涉及</w:t>
+      </w:r>
+      <w:r>
+        <w:rPr>
+          <w:rFonts w:hint="eastAsia"/>
+        </w:rPr>
+        <w:t>三个监听线程：</w:t>
       </w:r>
     </w:p>
     <w:p>
@@ -424,11 +436,6 @@
       </w:r>
     </w:p>
     <w:p>
-      <w:pPr>
-        <w:rPr>
-          <w:rFonts w:hint="eastAsia"/>
-        </w:rPr>
-      </w:pPr>
       <w:r>
         <w:rPr>
           <w:rFonts w:hint="eastAsia"/>
@@ -467,6 +474,11 @@
       </w:r>
     </w:p>
     <w:p>
+      <w:pPr>
+        <w:rPr>
+          <w:rFonts w:hint="eastAsia"/>
+        </w:rPr>
+      </w:pPr>
       <w:r>
         <w:rPr>
           <w:rFonts w:hint="eastAsia"/>
@@ -489,33 +501,132 @@
         <w:rPr>
           <w:rFonts w:hint="eastAsia"/>
         </w:rPr>
-        <w:t>接入，为防止一种接入太多，而影响其他种接入失败，对</w:t>
-      </w:r>
-      <w:r>
-        <w:rPr>
-          <w:rFonts w:hint="eastAsia"/>
-        </w:rPr>
-        <w:t>fap,tcp,rest</w:t>
-      </w:r>
-      <w:r>
-        <w:rPr>
-          <w:rFonts w:hint="eastAsia"/>
-        </w:rPr>
-        <w:t>都预留至少</w:t>
-      </w:r>
-      <w:r>
-        <w:rPr>
-          <w:rFonts w:hint="eastAsia"/>
-        </w:rPr>
-        <w:t>1</w:t>
-      </w:r>
-      <w:r>
-        <w:rPr>
-          <w:rFonts w:hint="eastAsia"/>
-        </w:rPr>
-        <w:t>个接入通道。</w:t>
+        <w:t>接入</w:t>
+      </w:r>
+      <w:r>
+        <w:rPr>
+          <w:rFonts w:hint="eastAsia"/>
+        </w:rPr>
+        <w:t>。</w:t>
       </w:r>
     </w:p>
+    <w:p>
+      <w:pPr>
+        <w:rPr>
+          <w:rFonts w:hint="eastAsia"/>
+        </w:rPr>
+      </w:pPr>
+      <w:r>
+        <w:rPr>
+          <w:rFonts w:hint="eastAsia"/>
+        </w:rPr>
+        <w:t>maxconn</w:t>
+      </w:r>
+      <w:r>
+        <w:rPr>
+          <w:rFonts w:hint="eastAsia"/>
+        </w:rPr>
+        <w:t>规格为【</w:t>
+      </w:r>
+      <w:r>
+        <w:rPr>
+          <w:rFonts w:hint="eastAsia"/>
+        </w:rPr>
+        <w:t>0</w:t>
+      </w:r>
+      <w:r>
+        <w:rPr>
+          <w:rFonts w:hint="eastAsia"/>
+        </w:rPr>
+        <w:t>，</w:t>
+      </w:r>
+      <w:r>
+        <w:rPr>
+          <w:rFonts w:hint="eastAsia"/>
+        </w:rPr>
+        <w:t>30000</w:t>
+      </w:r>
+      <w:r>
+        <w:rPr>
+          <w:rFonts w:hint="eastAsia"/>
+        </w:rPr>
+        <w:t>】</w:t>
+      </w:r>
+    </w:p>
+    <w:p>
+      <w:pPr>
+        <w:rPr>
+          <w:rFonts w:hint="eastAsia"/>
+        </w:rPr>
+      </w:pPr>
+      <w:r>
+        <w:rPr>
+          <w:rFonts w:hint="eastAsia"/>
+        </w:rPr>
+        <w:t>当链接达到上限，直接断开。</w:t>
+      </w:r>
+    </w:p>
+    <w:p>
+      <w:pPr>
+        <w:rPr>
+          <w:rFonts w:hint="eastAsia"/>
+        </w:rPr>
+      </w:pPr>
+    </w:p>
+    <w:p>
+      <w:pPr>
+        <w:rPr>
+          <w:rFonts w:hint="eastAsia"/>
+          <w:b/>
+        </w:rPr>
+      </w:pPr>
+      <w:r>
+        <w:rPr>
+          <w:rFonts w:hint="eastAsia"/>
+          <w:b/>
+        </w:rPr>
+        <w:t>涉及其他的功能点</w:t>
+      </w:r>
+    </w:p>
+    <w:p>
+      <w:pPr>
+        <w:rPr>
+          <w:rFonts w:hint="eastAsia"/>
+        </w:rPr>
+      </w:pPr>
+      <w:r>
+        <w:rPr>
+          <w:rFonts w:hint="eastAsia"/>
+        </w:rPr>
+        <w:t xml:space="preserve">sequoiadb </w:t>
+      </w:r>
+      <w:r>
+        <w:rPr>
+          <w:rFonts w:hint="eastAsia"/>
+        </w:rPr>
+        <w:t>文档</w:t>
+      </w:r>
+    </w:p>
+    <w:p>
+      <w:pPr>
+        <w:rPr>
+          <w:rFonts w:hint="eastAsia"/>
+        </w:rPr>
+      </w:pPr>
+      <w:r>
+        <w:rPr>
+          <w:rFonts w:hint="eastAsia"/>
+        </w:rPr>
+        <w:t xml:space="preserve">sequoiadb help </w:t>
+      </w:r>
+      <w:r>
+        <w:rPr>
+          <w:rFonts w:hint="eastAsia"/>
+        </w:rPr>
+        <w:t>信息</w:t>
+      </w:r>
+    </w:p>
+    <w:p/>
     <w:p>
       <w:pPr>
         <w:pStyle w:val="Heading1"/>
